--- a/Better Auth/Terminologies - Auth.docx
+++ b/Better Auth/Terminologies - Auth.docx
@@ -46,6 +46,1012 @@
           <w:ilvl w:val="0"/>
           <w:numId w:val="1"/>
         </w:numPr>
+        <w:rPr>
+          <w:rFonts w:hint="default"/>
+          <w:lang w:val="en-US"/>
+        </w:rPr>
+      </w:pPr>
+      <w:r>
+        <w:rPr>
+          <w:rFonts w:hint="default"/>
+          <w:lang w:val="en-US"/>
+        </w:rPr>
+        <w:t>HttpOnly -&gt; avoid XSS taking cookie (document.cookie)</w:t>
+      </w:r>
+    </w:p>
+    <w:p>
+      <w:pPr>
+        <w:numPr>
+          <w:numId w:val="0"/>
+        </w:numPr>
+      </w:pPr>
+      <w:r>
+        <w:drawing>
+          <wp:inline distT="0" distB="0" distL="114300" distR="114300">
+            <wp:extent cx="2971165" cy="2441575"/>
+            <wp:effectExtent l="0" t="0" r="635" b="12065"/>
+            <wp:docPr id="5" name="Picture 5"/>
+            <wp:cNvGraphicFramePr>
+              <a:graphicFrameLocks xmlns:a="http://schemas.openxmlformats.org/drawingml/2006/main" noChangeAspect="1"/>
+            </wp:cNvGraphicFramePr>
+            <a:graphic xmlns:a="http://schemas.openxmlformats.org/drawingml/2006/main">
+              <a:graphicData uri="http://schemas.openxmlformats.org/drawingml/2006/picture">
+                <pic:pic xmlns:pic="http://schemas.openxmlformats.org/drawingml/2006/picture">
+                  <pic:nvPicPr>
+                    <pic:cNvPr id="5" name="Picture 5"/>
+                    <pic:cNvPicPr>
+                      <a:picLocks noChangeAspect="1"/>
+                    </pic:cNvPicPr>
+                  </pic:nvPicPr>
+                  <pic:blipFill>
+                    <a:blip r:embed="rId4"/>
+                    <a:stretch>
+                      <a:fillRect/>
+                    </a:stretch>
+                  </pic:blipFill>
+                  <pic:spPr>
+                    <a:xfrm>
+                      <a:off x="0" y="0"/>
+                      <a:ext cx="2971165" cy="2441575"/>
+                    </a:xfrm>
+                    <a:prstGeom prst="rect">
+                      <a:avLst/>
+                    </a:prstGeom>
+                    <a:noFill/>
+                    <a:ln>
+                      <a:noFill/>
+                    </a:ln>
+                  </pic:spPr>
+                </pic:pic>
+              </a:graphicData>
+            </a:graphic>
+          </wp:inline>
+        </w:drawing>
+      </w:r>
+    </w:p>
+    <w:p>
+      <w:pPr>
+        <w:numPr>
+          <w:numId w:val="0"/>
+        </w:numPr>
+      </w:pPr>
+      <w:r>
+        <w:drawing>
+          <wp:inline distT="0" distB="0" distL="114300" distR="114300">
+            <wp:extent cx="3014345" cy="2830195"/>
+            <wp:effectExtent l="0" t="0" r="3175" b="4445"/>
+            <wp:docPr id="6" name="Picture 6"/>
+            <wp:cNvGraphicFramePr>
+              <a:graphicFrameLocks xmlns:a="http://schemas.openxmlformats.org/drawingml/2006/main" noChangeAspect="1"/>
+            </wp:cNvGraphicFramePr>
+            <a:graphic xmlns:a="http://schemas.openxmlformats.org/drawingml/2006/main">
+              <a:graphicData uri="http://schemas.openxmlformats.org/drawingml/2006/picture">
+                <pic:pic xmlns:pic="http://schemas.openxmlformats.org/drawingml/2006/picture">
+                  <pic:nvPicPr>
+                    <pic:cNvPr id="6" name="Picture 6"/>
+                    <pic:cNvPicPr>
+                      <a:picLocks noChangeAspect="1"/>
+                    </pic:cNvPicPr>
+                  </pic:nvPicPr>
+                  <pic:blipFill>
+                    <a:blip r:embed="rId5"/>
+                    <a:stretch>
+                      <a:fillRect/>
+                    </a:stretch>
+                  </pic:blipFill>
+                  <pic:spPr>
+                    <a:xfrm>
+                      <a:off x="0" y="0"/>
+                      <a:ext cx="3014345" cy="2830195"/>
+                    </a:xfrm>
+                    <a:prstGeom prst="rect">
+                      <a:avLst/>
+                    </a:prstGeom>
+                    <a:noFill/>
+                    <a:ln>
+                      <a:noFill/>
+                    </a:ln>
+                  </pic:spPr>
+                </pic:pic>
+              </a:graphicData>
+            </a:graphic>
+          </wp:inline>
+        </w:drawing>
+      </w:r>
+    </w:p>
+    <w:p>
+      <w:pPr>
+        <w:numPr>
+          <w:numId w:val="0"/>
+        </w:numPr>
+      </w:pPr>
+      <w:r>
+        <w:drawing>
+          <wp:inline distT="0" distB="0" distL="114300" distR="114300">
+            <wp:extent cx="3014980" cy="2534920"/>
+            <wp:effectExtent l="0" t="0" r="2540" b="10160"/>
+            <wp:docPr id="7" name="Picture 7"/>
+            <wp:cNvGraphicFramePr>
+              <a:graphicFrameLocks xmlns:a="http://schemas.openxmlformats.org/drawingml/2006/main" noChangeAspect="1"/>
+            </wp:cNvGraphicFramePr>
+            <a:graphic xmlns:a="http://schemas.openxmlformats.org/drawingml/2006/main">
+              <a:graphicData uri="http://schemas.openxmlformats.org/drawingml/2006/picture">
+                <pic:pic xmlns:pic="http://schemas.openxmlformats.org/drawingml/2006/picture">
+                  <pic:nvPicPr>
+                    <pic:cNvPr id="7" name="Picture 7"/>
+                    <pic:cNvPicPr>
+                      <a:picLocks noChangeAspect="1"/>
+                    </pic:cNvPicPr>
+                  </pic:nvPicPr>
+                  <pic:blipFill>
+                    <a:blip r:embed="rId6"/>
+                    <a:stretch>
+                      <a:fillRect/>
+                    </a:stretch>
+                  </pic:blipFill>
+                  <pic:spPr>
+                    <a:xfrm>
+                      <a:off x="0" y="0"/>
+                      <a:ext cx="3014980" cy="2534920"/>
+                    </a:xfrm>
+                    <a:prstGeom prst="rect">
+                      <a:avLst/>
+                    </a:prstGeom>
+                    <a:noFill/>
+                    <a:ln>
+                      <a:noFill/>
+                    </a:ln>
+                  </pic:spPr>
+                </pic:pic>
+              </a:graphicData>
+            </a:graphic>
+          </wp:inline>
+        </w:drawing>
+      </w:r>
+    </w:p>
+    <w:p>
+      <w:pPr>
+        <w:numPr>
+          <w:numId w:val="0"/>
+        </w:numPr>
+      </w:pPr>
+      <w:r>
+        <w:drawing>
+          <wp:inline distT="0" distB="0" distL="114300" distR="114300">
+            <wp:extent cx="2210435" cy="1620520"/>
+            <wp:effectExtent l="0" t="0" r="14605" b="10160"/>
+            <wp:docPr id="8" name="Picture 8"/>
+            <wp:cNvGraphicFramePr>
+              <a:graphicFrameLocks xmlns:a="http://schemas.openxmlformats.org/drawingml/2006/main" noChangeAspect="1"/>
+            </wp:cNvGraphicFramePr>
+            <a:graphic xmlns:a="http://schemas.openxmlformats.org/drawingml/2006/main">
+              <a:graphicData uri="http://schemas.openxmlformats.org/drawingml/2006/picture">
+                <pic:pic xmlns:pic="http://schemas.openxmlformats.org/drawingml/2006/picture">
+                  <pic:nvPicPr>
+                    <pic:cNvPr id="8" name="Picture 8"/>
+                    <pic:cNvPicPr>
+                      <a:picLocks noChangeAspect="1"/>
+                    </pic:cNvPicPr>
+                  </pic:nvPicPr>
+                  <pic:blipFill>
+                    <a:blip r:embed="rId7"/>
+                    <a:stretch>
+                      <a:fillRect/>
+                    </a:stretch>
+                  </pic:blipFill>
+                  <pic:spPr>
+                    <a:xfrm>
+                      <a:off x="0" y="0"/>
+                      <a:ext cx="2210435" cy="1620520"/>
+                    </a:xfrm>
+                    <a:prstGeom prst="rect">
+                      <a:avLst/>
+                    </a:prstGeom>
+                    <a:noFill/>
+                    <a:ln>
+                      <a:noFill/>
+                    </a:ln>
+                  </pic:spPr>
+                </pic:pic>
+              </a:graphicData>
+            </a:graphic>
+          </wp:inline>
+        </w:drawing>
+      </w:r>
+    </w:p>
+    <w:p>
+      <w:pPr>
+        <w:numPr>
+          <w:numId w:val="0"/>
+        </w:numPr>
+      </w:pPr>
+    </w:p>
+    <w:p>
+      <w:pPr>
+        <w:numPr>
+          <w:ilvl w:val="0"/>
+          <w:numId w:val="1"/>
+        </w:numPr>
+        <w:ind w:left="0" w:leftChars="0" w:firstLine="0" w:firstLineChars="0"/>
+        <w:rPr>
+          <w:rFonts w:hint="default"/>
+          <w:lang w:val="en-US"/>
+        </w:rPr>
+      </w:pPr>
+      <w:r>
+        <w:rPr>
+          <w:rFonts w:hint="default"/>
+          <w:lang w:val="en-US"/>
+        </w:rPr>
+        <w:t>Secure -&gt; https</w:t>
+      </w:r>
+    </w:p>
+    <w:p>
+      <w:pPr>
+        <w:numPr>
+          <w:ilvl w:val="0"/>
+          <w:numId w:val="1"/>
+        </w:numPr>
+        <w:ind w:left="0" w:leftChars="0" w:firstLine="0" w:firstLineChars="0"/>
+        <w:rPr>
+          <w:rFonts w:hint="default"/>
+          <w:lang w:val="en-US"/>
+        </w:rPr>
+      </w:pPr>
+      <w:r>
+        <w:rPr>
+          <w:rFonts w:hint="default"/>
+          <w:lang w:val="en-US"/>
+        </w:rPr>
+        <w:t>Samesite</w:t>
+      </w:r>
+    </w:p>
+    <w:p>
+      <w:pPr>
+        <w:numPr>
+          <w:ilvl w:val="0"/>
+          <w:numId w:val="1"/>
+        </w:numPr>
+        <w:ind w:left="0" w:leftChars="0" w:firstLine="0" w:firstLineChars="0"/>
+        <w:rPr>
+          <w:rFonts w:hint="default"/>
+          <w:lang w:val="en-US"/>
+        </w:rPr>
+      </w:pPr>
+      <w:r>
+        <w:rPr>
+          <w:rFonts w:hint="default"/>
+          <w:lang w:val="en-US"/>
+        </w:rPr>
+        <w:t>Trusted_origins</w:t>
+      </w:r>
+    </w:p>
+    <w:p>
+      <w:pPr>
+        <w:numPr>
+          <w:ilvl w:val="0"/>
+          <w:numId w:val="1"/>
+        </w:numPr>
+        <w:rPr>
+          <w:rFonts w:hint="default"/>
+          <w:lang w:val="en-US"/>
+        </w:rPr>
+      </w:pPr>
+      <w:r>
+        <w:rPr>
+          <w:rFonts w:hint="default"/>
+          <w:lang w:val="en-US"/>
+        </w:rPr>
+        <w:t>Cookie</w:t>
+      </w:r>
+    </w:p>
+    <w:p>
+      <w:pPr>
+        <w:numPr>
+          <w:numId w:val="0"/>
+        </w:numPr>
+      </w:pPr>
+      <w:r>
+        <w:drawing>
+          <wp:inline distT="0" distB="0" distL="114300" distR="114300">
+            <wp:extent cx="2442210" cy="2571115"/>
+            <wp:effectExtent l="0" t="0" r="11430" b="4445"/>
+            <wp:docPr id="9" name="Picture 9"/>
+            <wp:cNvGraphicFramePr>
+              <a:graphicFrameLocks xmlns:a="http://schemas.openxmlformats.org/drawingml/2006/main" noChangeAspect="1"/>
+            </wp:cNvGraphicFramePr>
+            <a:graphic xmlns:a="http://schemas.openxmlformats.org/drawingml/2006/main">
+              <a:graphicData uri="http://schemas.openxmlformats.org/drawingml/2006/picture">
+                <pic:pic xmlns:pic="http://schemas.openxmlformats.org/drawingml/2006/picture">
+                  <pic:nvPicPr>
+                    <pic:cNvPr id="9" name="Picture 9"/>
+                    <pic:cNvPicPr>
+                      <a:picLocks noChangeAspect="1"/>
+                    </pic:cNvPicPr>
+                  </pic:nvPicPr>
+                  <pic:blipFill>
+                    <a:blip r:embed="rId8"/>
+                    <a:stretch>
+                      <a:fillRect/>
+                    </a:stretch>
+                  </pic:blipFill>
+                  <pic:spPr>
+                    <a:xfrm>
+                      <a:off x="0" y="0"/>
+                      <a:ext cx="2442210" cy="2571115"/>
+                    </a:xfrm>
+                    <a:prstGeom prst="rect">
+                      <a:avLst/>
+                    </a:prstGeom>
+                    <a:noFill/>
+                    <a:ln>
+                      <a:noFill/>
+                    </a:ln>
+                  </pic:spPr>
+                </pic:pic>
+              </a:graphicData>
+            </a:graphic>
+          </wp:inline>
+        </w:drawing>
+      </w:r>
+    </w:p>
+    <w:p>
+      <w:pPr>
+        <w:numPr>
+          <w:numId w:val="0"/>
+        </w:numPr>
+      </w:pPr>
+      <w:r>
+        <w:drawing>
+          <wp:inline distT="0" distB="0" distL="114300" distR="114300">
+            <wp:extent cx="2447290" cy="2719070"/>
+            <wp:effectExtent l="0" t="0" r="6350" b="8890"/>
+            <wp:docPr id="11" name="Picture 11"/>
+            <wp:cNvGraphicFramePr>
+              <a:graphicFrameLocks xmlns:a="http://schemas.openxmlformats.org/drawingml/2006/main" noChangeAspect="1"/>
+            </wp:cNvGraphicFramePr>
+            <a:graphic xmlns:a="http://schemas.openxmlformats.org/drawingml/2006/main">
+              <a:graphicData uri="http://schemas.openxmlformats.org/drawingml/2006/picture">
+                <pic:pic xmlns:pic="http://schemas.openxmlformats.org/drawingml/2006/picture">
+                  <pic:nvPicPr>
+                    <pic:cNvPr id="11" name="Picture 11"/>
+                    <pic:cNvPicPr>
+                      <a:picLocks noChangeAspect="1"/>
+                    </pic:cNvPicPr>
+                  </pic:nvPicPr>
+                  <pic:blipFill>
+                    <a:blip r:embed="rId9"/>
+                    <a:stretch>
+                      <a:fillRect/>
+                    </a:stretch>
+                  </pic:blipFill>
+                  <pic:spPr>
+                    <a:xfrm>
+                      <a:off x="0" y="0"/>
+                      <a:ext cx="2447290" cy="2719070"/>
+                    </a:xfrm>
+                    <a:prstGeom prst="rect">
+                      <a:avLst/>
+                    </a:prstGeom>
+                    <a:noFill/>
+                    <a:ln>
+                      <a:noFill/>
+                    </a:ln>
+                  </pic:spPr>
+                </pic:pic>
+              </a:graphicData>
+            </a:graphic>
+          </wp:inline>
+        </w:drawing>
+      </w:r>
+    </w:p>
+    <w:p>
+      <w:pPr>
+        <w:numPr>
+          <w:numId w:val="0"/>
+        </w:numPr>
+      </w:pPr>
+      <w:r>
+        <w:drawing>
+          <wp:inline distT="0" distB="0" distL="114300" distR="114300">
+            <wp:extent cx="2251710" cy="2496820"/>
+            <wp:effectExtent l="0" t="0" r="3810" b="2540"/>
+            <wp:docPr id="10" name="Picture 10"/>
+            <wp:cNvGraphicFramePr>
+              <a:graphicFrameLocks xmlns:a="http://schemas.openxmlformats.org/drawingml/2006/main" noChangeAspect="1"/>
+            </wp:cNvGraphicFramePr>
+            <a:graphic xmlns:a="http://schemas.openxmlformats.org/drawingml/2006/main">
+              <a:graphicData uri="http://schemas.openxmlformats.org/drawingml/2006/picture">
+                <pic:pic xmlns:pic="http://schemas.openxmlformats.org/drawingml/2006/picture">
+                  <pic:nvPicPr>
+                    <pic:cNvPr id="10" name="Picture 10"/>
+                    <pic:cNvPicPr>
+                      <a:picLocks noChangeAspect="1"/>
+                    </pic:cNvPicPr>
+                  </pic:nvPicPr>
+                  <pic:blipFill>
+                    <a:blip r:embed="rId10"/>
+                    <a:stretch>
+                      <a:fillRect/>
+                    </a:stretch>
+                  </pic:blipFill>
+                  <pic:spPr>
+                    <a:xfrm>
+                      <a:off x="0" y="0"/>
+                      <a:ext cx="2251710" cy="2496820"/>
+                    </a:xfrm>
+                    <a:prstGeom prst="rect">
+                      <a:avLst/>
+                    </a:prstGeom>
+                    <a:noFill/>
+                    <a:ln>
+                      <a:noFill/>
+                    </a:ln>
+                  </pic:spPr>
+                </pic:pic>
+              </a:graphicData>
+            </a:graphic>
+          </wp:inline>
+        </w:drawing>
+      </w:r>
+    </w:p>
+    <w:p>
+      <w:pPr>
+        <w:numPr>
+          <w:numId w:val="0"/>
+        </w:numPr>
+      </w:pPr>
+    </w:p>
+    <w:p>
+      <w:pPr>
+        <w:numPr>
+          <w:numId w:val="0"/>
+        </w:numPr>
+        <w:rPr>
+          <w:rFonts w:hint="default"/>
+          <w:lang w:val="en-US"/>
+        </w:rPr>
+      </w:pPr>
+    </w:p>
+    <w:p>
+      <w:pPr>
+        <w:numPr>
+          <w:ilvl w:val="0"/>
+          <w:numId w:val="1"/>
+        </w:numPr>
+        <w:rPr>
+          <w:rFonts w:hint="default"/>
+          <w:lang w:val="en-US"/>
+        </w:rPr>
+      </w:pPr>
+      <w:r>
+        <w:rPr>
+          <w:rFonts w:hint="default"/>
+          <w:lang w:val="en-US"/>
+        </w:rPr>
+        <w:t>XSS (Cross-site scripting -&gt; inject JS into web..)</w:t>
+      </w:r>
+    </w:p>
+    <w:p>
+      <w:pPr>
+        <w:numPr>
+          <w:ilvl w:val="0"/>
+          <w:numId w:val="1"/>
+        </w:numPr>
+        <w:rPr>
+          <w:rFonts w:hint="default"/>
+          <w:lang w:val="en-US"/>
+        </w:rPr>
+      </w:pPr>
+      <w:r>
+        <w:rPr>
+          <w:rFonts w:hint="default"/>
+          <w:lang w:val="en-US"/>
+        </w:rPr>
+        <w:t>CSRF (Cross-site request forgery)</w:t>
+      </w:r>
+    </w:p>
+    <w:p>
+      <w:pPr>
+        <w:numPr>
+          <w:numId w:val="0"/>
+        </w:numPr>
+        <w:ind w:firstLine="720" w:firstLineChars="0"/>
+        <w:rPr>
+          <w:rFonts w:hint="default"/>
+          <w:lang w:val="en-US"/>
+        </w:rPr>
+      </w:pPr>
+      <w:r>
+        <w:rPr>
+          <w:rFonts w:hint="default"/>
+          <w:lang w:val="en-US"/>
+        </w:rPr>
+        <w:t>-&gt; Lợi dụng cơ chế tự động gửi đính kèm cookie của request, khi user login 1 web như back.com, sau đó user login vào 1 malicious web mà hacker tạo ra. Ở malicious web này, hacker sẽ nhúng 1 lệnh call API ngược lại cho user (thí dụ như chuyển tiền gì đó), user đọc được lệnh API chuyển tiền này rồi gửi đến bank.com -&gt; MẤT TIỀN</w:t>
+      </w:r>
+    </w:p>
+    <w:p>
+      <w:pPr>
+        <w:numPr>
+          <w:numId w:val="0"/>
+        </w:numPr>
+        <w:ind w:firstLine="720" w:firstLineChars="0"/>
+        <w:rPr>
+          <w:rFonts w:hint="default"/>
+          <w:lang w:val="en-US"/>
+        </w:rPr>
+      </w:pPr>
+      <w:r>
+        <w:rPr>
+          <w:rFonts w:hint="default"/>
+          <w:lang w:val="en-US"/>
+        </w:rPr>
+        <w:t>-&gt; Dùng: samesite, trusted_origins.. để ngắn CSRF</w:t>
+      </w:r>
+    </w:p>
+    <w:p>
+      <w:pPr>
+        <w:numPr>
+          <w:numId w:val="0"/>
+        </w:numPr>
+        <w:rPr>
+          <w:rFonts w:hint="default"/>
+          <w:lang w:val="en-US"/>
+        </w:rPr>
+      </w:pPr>
+    </w:p>
+    <w:p>
+      <w:pPr>
+        <w:numPr>
+          <w:ilvl w:val="0"/>
+          <w:numId w:val="1"/>
+        </w:numPr>
+        <w:ind w:left="0" w:leftChars="0" w:firstLine="0" w:firstLineChars="0"/>
+        <w:rPr>
+          <w:rFonts w:hint="default"/>
+          <w:lang w:val="en-US"/>
+        </w:rPr>
+      </w:pPr>
+      <w:r>
+        <w:rPr>
+          <w:rFonts w:hint="default"/>
+          <w:lang w:val="en-US"/>
+        </w:rPr>
+        <w:t>Credentials (cho phép browser gửi Cookie, http authentication ..)</w:t>
+      </w:r>
+    </w:p>
+    <w:p>
+      <w:pPr>
+        <w:numPr>
+          <w:numId w:val="0"/>
+        </w:numPr>
+        <w:ind w:leftChars="0"/>
+      </w:pPr>
+      <w:r>
+        <w:drawing>
+          <wp:inline distT="0" distB="0" distL="114300" distR="114300">
+            <wp:extent cx="3909060" cy="976630"/>
+            <wp:effectExtent l="0" t="0" r="7620" b="13970"/>
+            <wp:docPr id="1" name="Picture 1"/>
+            <wp:cNvGraphicFramePr>
+              <a:graphicFrameLocks xmlns:a="http://schemas.openxmlformats.org/drawingml/2006/main" noChangeAspect="1"/>
+            </wp:cNvGraphicFramePr>
+            <a:graphic xmlns:a="http://schemas.openxmlformats.org/drawingml/2006/main">
+              <a:graphicData uri="http://schemas.openxmlformats.org/drawingml/2006/picture">
+                <pic:pic xmlns:pic="http://schemas.openxmlformats.org/drawingml/2006/picture">
+                  <pic:nvPicPr>
+                    <pic:cNvPr id="1" name="Picture 1"/>
+                    <pic:cNvPicPr>
+                      <a:picLocks noChangeAspect="1"/>
+                    </pic:cNvPicPr>
+                  </pic:nvPicPr>
+                  <pic:blipFill>
+                    <a:blip r:embed="rId11"/>
+                    <a:stretch>
+                      <a:fillRect/>
+                    </a:stretch>
+                  </pic:blipFill>
+                  <pic:spPr>
+                    <a:xfrm>
+                      <a:off x="0" y="0"/>
+                      <a:ext cx="3909060" cy="976630"/>
+                    </a:xfrm>
+                    <a:prstGeom prst="rect">
+                      <a:avLst/>
+                    </a:prstGeom>
+                    <a:noFill/>
+                    <a:ln>
+                      <a:noFill/>
+                    </a:ln>
+                  </pic:spPr>
+                </pic:pic>
+              </a:graphicData>
+            </a:graphic>
+          </wp:inline>
+        </w:drawing>
+      </w:r>
+    </w:p>
+    <w:p>
+      <w:pPr>
+        <w:numPr>
+          <w:numId w:val="0"/>
+        </w:numPr>
+        <w:ind w:leftChars="0"/>
+      </w:pPr>
+    </w:p>
+    <w:p>
+      <w:pPr>
+        <w:numPr>
+          <w:ilvl w:val="0"/>
+          <w:numId w:val="1"/>
+        </w:numPr>
+        <w:ind w:left="0" w:leftChars="0" w:firstLine="0" w:firstLineChars="0"/>
+        <w:rPr>
+          <w:rFonts w:hint="default"/>
+          <w:lang w:val="en-US"/>
+        </w:rPr>
+      </w:pPr>
+      <w:r>
+        <w:rPr>
+          <w:rFonts w:hint="default"/>
+          <w:lang w:val="en-US"/>
+        </w:rPr>
+        <w:t>CORS (cross-origin resource sharing)</w:t>
+      </w:r>
+    </w:p>
+    <w:p>
+      <w:pPr>
+        <w:numPr>
+          <w:numId w:val="0"/>
+        </w:numPr>
+        <w:ind w:leftChars="0"/>
+      </w:pPr>
+      <w:r>
+        <w:drawing>
+          <wp:inline distT="0" distB="0" distL="114300" distR="114300">
+            <wp:extent cx="2919095" cy="2277110"/>
+            <wp:effectExtent l="0" t="0" r="6985" b="8890"/>
+            <wp:docPr id="2" name="Picture 2"/>
+            <wp:cNvGraphicFramePr>
+              <a:graphicFrameLocks xmlns:a="http://schemas.openxmlformats.org/drawingml/2006/main" noChangeAspect="1"/>
+            </wp:cNvGraphicFramePr>
+            <a:graphic xmlns:a="http://schemas.openxmlformats.org/drawingml/2006/main">
+              <a:graphicData uri="http://schemas.openxmlformats.org/drawingml/2006/picture">
+                <pic:pic xmlns:pic="http://schemas.openxmlformats.org/drawingml/2006/picture">
+                  <pic:nvPicPr>
+                    <pic:cNvPr id="2" name="Picture 2"/>
+                    <pic:cNvPicPr>
+                      <a:picLocks noChangeAspect="1"/>
+                    </pic:cNvPicPr>
+                  </pic:nvPicPr>
+                  <pic:blipFill>
+                    <a:blip r:embed="rId12"/>
+                    <a:stretch>
+                      <a:fillRect/>
+                    </a:stretch>
+                  </pic:blipFill>
+                  <pic:spPr>
+                    <a:xfrm>
+                      <a:off x="0" y="0"/>
+                      <a:ext cx="2919095" cy="2277110"/>
+                    </a:xfrm>
+                    <a:prstGeom prst="rect">
+                      <a:avLst/>
+                    </a:prstGeom>
+                    <a:noFill/>
+                    <a:ln>
+                      <a:noFill/>
+                    </a:ln>
+                  </pic:spPr>
+                </pic:pic>
+              </a:graphicData>
+            </a:graphic>
+          </wp:inline>
+        </w:drawing>
+      </w:r>
+    </w:p>
+    <w:p>
+      <w:pPr>
+        <w:numPr>
+          <w:numId w:val="0"/>
+        </w:numPr>
+        <w:ind w:leftChars="0"/>
+      </w:pPr>
+    </w:p>
+    <w:p>
+      <w:pPr>
+        <w:numPr>
+          <w:numId w:val="0"/>
+        </w:numPr>
+        <w:ind w:leftChars="0" w:firstLine="720" w:firstLineChars="0"/>
+        <w:rPr>
+          <w:rFonts w:hint="default"/>
+          <w:lang w:val="en-US"/>
+        </w:rPr>
+      </w:pPr>
+      <w:r>
+        <w:rPr>
+          <w:rFonts w:hint="default"/>
+          <w:lang w:val="en-US"/>
+        </w:rPr>
+        <w:t>-&gt; browser mặc định chặn request cross-origin trừ khi BE nói là cho phép</w:t>
+      </w:r>
+    </w:p>
+    <w:p>
+      <w:pPr>
+        <w:numPr>
+          <w:numId w:val="0"/>
+        </w:numPr>
+        <w:ind w:leftChars="0" w:firstLine="720" w:firstLineChars="0"/>
+        <w:rPr>
+          <w:rFonts w:hint="default"/>
+          <w:lang w:val="en-US"/>
+        </w:rPr>
+      </w:pPr>
+      <w:r>
+        <w:rPr>
+          <w:rFonts w:hint="default"/>
+          <w:lang w:val="en-US"/>
+        </w:rPr>
+        <w:t>-&gt; CORS chỉ dùng cho Browser, còn Postman/curl.. thì không có CORS</w:t>
+      </w:r>
+    </w:p>
+    <w:p>
+      <w:pPr>
+        <w:numPr>
+          <w:numId w:val="0"/>
+        </w:numPr>
+        <w:ind w:leftChars="0" w:firstLine="720" w:firstLineChars="0"/>
+        <w:rPr>
+          <w:rFonts w:hint="default"/>
+          <w:lang w:val="en-US"/>
+        </w:rPr>
+      </w:pPr>
+    </w:p>
+    <w:p>
+      <w:pPr>
+        <w:numPr>
+          <w:numId w:val="0"/>
+        </w:numPr>
+        <w:rPr>
+          <w:rFonts w:hint="default"/>
+          <w:lang w:val="en-US"/>
+        </w:rPr>
+      </w:pPr>
+      <w:r>
+        <w:drawing>
+          <wp:inline distT="0" distB="0" distL="114300" distR="114300">
+            <wp:extent cx="3006090" cy="2453005"/>
+            <wp:effectExtent l="0" t="0" r="11430" b="635"/>
+            <wp:docPr id="3" name="Picture 3"/>
+            <wp:cNvGraphicFramePr>
+              <a:graphicFrameLocks xmlns:a="http://schemas.openxmlformats.org/drawingml/2006/main" noChangeAspect="1"/>
+            </wp:cNvGraphicFramePr>
+            <a:graphic xmlns:a="http://schemas.openxmlformats.org/drawingml/2006/main">
+              <a:graphicData uri="http://schemas.openxmlformats.org/drawingml/2006/picture">
+                <pic:pic xmlns:pic="http://schemas.openxmlformats.org/drawingml/2006/picture">
+                  <pic:nvPicPr>
+                    <pic:cNvPr id="3" name="Picture 3"/>
+                    <pic:cNvPicPr>
+                      <a:picLocks noChangeAspect="1"/>
+                    </pic:cNvPicPr>
+                  </pic:nvPicPr>
+                  <pic:blipFill>
+                    <a:blip r:embed="rId13"/>
+                    <a:stretch>
+                      <a:fillRect/>
+                    </a:stretch>
+                  </pic:blipFill>
+                  <pic:spPr>
+                    <a:xfrm>
+                      <a:off x="0" y="0"/>
+                      <a:ext cx="3006090" cy="2453005"/>
+                    </a:xfrm>
+                    <a:prstGeom prst="rect">
+                      <a:avLst/>
+                    </a:prstGeom>
+                    <a:noFill/>
+                    <a:ln>
+                      <a:noFill/>
+                    </a:ln>
+                  </pic:spPr>
+                </pic:pic>
+              </a:graphicData>
+            </a:graphic>
+          </wp:inline>
+        </w:drawing>
+      </w:r>
+    </w:p>
+    <w:p>
+      <w:pPr>
+        <w:numPr>
+          <w:numId w:val="0"/>
+        </w:numPr>
+        <w:ind w:leftChars="0"/>
+      </w:pPr>
+    </w:p>
+    <w:p>
+      <w:pPr>
+        <w:numPr>
+          <w:ilvl w:val="0"/>
+          <w:numId w:val="1"/>
+        </w:numPr>
+        <w:ind w:left="0" w:leftChars="0" w:firstLine="0" w:firstLineChars="0"/>
+        <w:rPr>
+          <w:rFonts w:hint="default"/>
+          <w:lang w:val="en-US"/>
+        </w:rPr>
+      </w:pPr>
+      <w:r>
+        <w:rPr>
+          <w:rFonts w:hint="default"/>
+          <w:lang w:val="en-US"/>
+        </w:rPr>
+        <w:t>Ở BE, khai báo:</w:t>
+      </w:r>
+    </w:p>
+    <w:p>
+      <w:pPr>
+        <w:numPr>
+          <w:numId w:val="0"/>
+        </w:numPr>
+        <w:ind w:leftChars="0"/>
+      </w:pPr>
+      <w:r>
+        <w:drawing>
+          <wp:inline distT="0" distB="0" distL="114300" distR="114300">
+            <wp:extent cx="3600450" cy="1752600"/>
+            <wp:effectExtent l="0" t="0" r="11430" b="0"/>
+            <wp:docPr id="4" name="Picture 4"/>
+            <wp:cNvGraphicFramePr>
+              <a:graphicFrameLocks xmlns:a="http://schemas.openxmlformats.org/drawingml/2006/main" noChangeAspect="1"/>
+            </wp:cNvGraphicFramePr>
+            <a:graphic xmlns:a="http://schemas.openxmlformats.org/drawingml/2006/main">
+              <a:graphicData uri="http://schemas.openxmlformats.org/drawingml/2006/picture">
+                <pic:pic xmlns:pic="http://schemas.openxmlformats.org/drawingml/2006/picture">
+                  <pic:nvPicPr>
+                    <pic:cNvPr id="4" name="Picture 4"/>
+                    <pic:cNvPicPr>
+                      <a:picLocks noChangeAspect="1"/>
+                    </pic:cNvPicPr>
+                  </pic:nvPicPr>
+                  <pic:blipFill>
+                    <a:blip r:embed="rId14"/>
+                    <a:stretch>
+                      <a:fillRect/>
+                    </a:stretch>
+                  </pic:blipFill>
+                  <pic:spPr>
+                    <a:xfrm>
+                      <a:off x="0" y="0"/>
+                      <a:ext cx="3600450" cy="1752600"/>
+                    </a:xfrm>
+                    <a:prstGeom prst="rect">
+                      <a:avLst/>
+                    </a:prstGeom>
+                    <a:noFill/>
+                    <a:ln>
+                      <a:noFill/>
+                    </a:ln>
+                  </pic:spPr>
+                </pic:pic>
+              </a:graphicData>
+            </a:graphic>
+          </wp:inline>
+        </w:drawing>
+      </w:r>
+    </w:p>
+    <w:p>
+      <w:pPr>
+        <w:numPr>
+          <w:numId w:val="0"/>
+        </w:numPr>
+        <w:ind w:leftChars="0" w:firstLine="720" w:firstLineChars="0"/>
+        <w:rPr>
+          <w:rFonts w:hint="default"/>
+          <w:lang w:val="en-US"/>
+        </w:rPr>
+      </w:pPr>
+      <w:r>
+        <w:rPr>
+          <w:rFonts w:hint="default"/>
+          <w:lang w:val="en-US"/>
+        </w:rPr>
+        <w:t>-&gt; Cho phép CORS + cho phép FE gửi Cookie</w:t>
+      </w:r>
+    </w:p>
+    <w:p>
+      <w:pPr>
+        <w:numPr>
+          <w:numId w:val="0"/>
+        </w:numPr>
+        <w:ind w:leftChars="0" w:firstLine="720" w:firstLineChars="0"/>
+        <w:rPr>
+          <w:rFonts w:hint="default"/>
+          <w:lang w:val="en-US"/>
+        </w:rPr>
+      </w:pPr>
+    </w:p>
+    <w:p>
+      <w:pPr>
+        <w:numPr>
+          <w:ilvl w:val="0"/>
+          <w:numId w:val="1"/>
+        </w:numPr>
+        <w:ind w:left="0" w:leftChars="0" w:firstLine="0" w:firstLineChars="0"/>
+        <w:rPr>
+          <w:rFonts w:hint="default"/>
+          <w:lang w:val="en-US"/>
+        </w:rPr>
+      </w:pPr>
+    </w:p>
+    <w:p>
+      <w:pPr>
+        <w:numPr>
+          <w:numId w:val="0"/>
+        </w:numPr>
+        <w:ind w:firstLine="720" w:firstLineChars="0"/>
+        <w:rPr>
+          <w:rFonts w:hint="default"/>
+          <w:lang w:val="en-US"/>
+        </w:rPr>
+      </w:pPr>
+    </w:p>
+    <w:p>
+      <w:pPr>
+        <w:numPr>
+          <w:numId w:val="0"/>
+        </w:numPr>
+        <w:ind w:firstLine="720" w:firstLineChars="0"/>
+        <w:rPr>
+          <w:rFonts w:hint="default"/>
+          <w:lang w:val="en-US"/>
+        </w:rPr>
+      </w:pPr>
+    </w:p>
+    <w:p>
+      <w:pPr>
+        <w:numPr>
+          <w:numId w:val="0"/>
+        </w:numPr>
+        <w:ind w:firstLine="720" w:firstLineChars="0"/>
+        <w:rPr>
+          <w:rFonts w:hint="default"/>
+          <w:lang w:val="en-US"/>
+        </w:rPr>
+      </w:pPr>
+    </w:p>
+    <w:p>
+      <w:pPr>
+        <w:numPr>
+          <w:numId w:val="0"/>
+        </w:numPr>
+        <w:pBdr>
+          <w:bottom w:val="single" w:color="auto" w:sz="4" w:space="0"/>
+        </w:pBdr>
+        <w:rPr>
+          <w:rFonts w:hint="default"/>
+          <w:lang w:val="en-US"/>
+        </w:rPr>
+      </w:pPr>
+    </w:p>
+    <w:p>
+      <w:pPr>
+        <w:numPr>
+          <w:numId w:val="0"/>
+        </w:numPr>
+        <w:rPr>
+          <w:rFonts w:hint="default"/>
+          <w:lang w:val="en-US"/>
+        </w:rPr>
+      </w:pPr>
+    </w:p>
+    <w:p>
+      <w:pPr>
+        <w:numPr>
+          <w:numId w:val="0"/>
+        </w:numPr>
+        <w:ind w:firstLine="720" w:firstLineChars="0"/>
         <w:rPr>
           <w:rFonts w:hint="default"/>
           <w:lang w:val="en-US"/>
@@ -68,7 +1074,7 @@
 <w:numbering xmlns:wpc="http://schemas.microsoft.com/office/word/2010/wordprocessingCanvas" xmlns:mc="http://schemas.openxmlformats.org/markup-compatibility/2006" xmlns:o="urn:schemas-microsoft-com:office:office" xmlns:r="http://schemas.openxmlformats.org/officeDocument/2006/relationships" xmlns:m="http://schemas.openxmlformats.org/officeDocument/2006/math" xmlns:v="urn:schemas-microsoft-com:vml" xmlns:wp14="http://schemas.microsoft.com/office/word/2010/wordprocessingDrawing" xmlns:wp="http://schemas.openxmlformats.org/drawingml/2006/wordprocessingDrawing" xmlns:w10="urn:schemas-microsoft-com:office:word" xmlns:w="http://schemas.openxmlformats.org/wordprocessingml/2006/main" xmlns:w14="http://schemas.microsoft.com/office/word/2010/wordml" xmlns:wpg="http://schemas.microsoft.com/office/word/2010/wordprocessingGroup" xmlns:wpi="http://schemas.microsoft.com/office/word/2010/wordprocessingInk" xmlns:wne="http://schemas.microsoft.com/office/word/2006/wordml" xmlns:wps="http://schemas.microsoft.com/office/word/2010/wordprocessingShape" xmlns:wpsCustomData="http://www.wps.cn/officeDocument/2013/wpsCustomData" mc:Ignorable="w14 wp14">
   <w:abstractNum w:abstractNumId="0">
     <w:nsid w:val="9F5B1FFA"/>
-    <w:multiLevelType w:val="singleLevel"/>
+    <w:multiLevelType w:val="multilevel"/>
     <w:tmpl w:val="9F5B1FFA"/>
     <w:lvl w:ilvl="0" w:tentative="0">
       <w:start w:val="1"/>
@@ -76,6 +1082,126 @@
       <w:suff w:val="space"/>
       <w:lvlText w:val="%1."/>
       <w:lvlJc w:val="left"/>
+    </w:lvl>
+    <w:lvl w:ilvl="1" w:tentative="0">
+      <w:start w:val="1"/>
+      <w:numFmt w:val="lowerLetter"/>
+      <w:lvlText w:val="%2)"/>
+      <w:lvlJc w:val="left"/>
+      <w:pPr>
+        <w:tabs>
+          <w:tab w:val="left" w:pos="840"/>
+        </w:tabs>
+        <w:ind w:left="840" w:leftChars="0" w:hanging="420" w:firstLineChars="0"/>
+      </w:pPr>
+      <w:rPr>
+        <w:rFonts w:hint="default"/>
+      </w:rPr>
+    </w:lvl>
+    <w:lvl w:ilvl="2" w:tentative="0">
+      <w:start w:val="1"/>
+      <w:numFmt w:val="lowerRoman"/>
+      <w:lvlText w:val="%3."/>
+      <w:lvlJc w:val="left"/>
+      <w:pPr>
+        <w:tabs>
+          <w:tab w:val="left" w:pos="1260"/>
+        </w:tabs>
+        <w:ind w:left="1260" w:leftChars="0" w:hanging="420" w:firstLineChars="0"/>
+      </w:pPr>
+      <w:rPr>
+        <w:rFonts w:hint="default"/>
+      </w:rPr>
+    </w:lvl>
+    <w:lvl w:ilvl="3" w:tentative="0">
+      <w:start w:val="1"/>
+      <w:numFmt w:val="decimal"/>
+      <w:lvlText w:val="%4."/>
+      <w:lvlJc w:val="left"/>
+      <w:pPr>
+        <w:tabs>
+          <w:tab w:val="left" w:pos="1680"/>
+        </w:tabs>
+        <w:ind w:left="1680" w:leftChars="0" w:hanging="420" w:firstLineChars="0"/>
+      </w:pPr>
+      <w:rPr>
+        <w:rFonts w:hint="default"/>
+      </w:rPr>
+    </w:lvl>
+    <w:lvl w:ilvl="4" w:tentative="0">
+      <w:start w:val="1"/>
+      <w:numFmt w:val="lowerLetter"/>
+      <w:lvlText w:val="%5)"/>
+      <w:lvlJc w:val="left"/>
+      <w:pPr>
+        <w:tabs>
+          <w:tab w:val="left" w:pos="2100"/>
+        </w:tabs>
+        <w:ind w:left="2100" w:leftChars="0" w:hanging="420" w:firstLineChars="0"/>
+      </w:pPr>
+      <w:rPr>
+        <w:rFonts w:hint="default"/>
+      </w:rPr>
+    </w:lvl>
+    <w:lvl w:ilvl="5" w:tentative="0">
+      <w:start w:val="1"/>
+      <w:numFmt w:val="lowerRoman"/>
+      <w:lvlText w:val="%6."/>
+      <w:lvlJc w:val="left"/>
+      <w:pPr>
+        <w:tabs>
+          <w:tab w:val="left" w:pos="2520"/>
+        </w:tabs>
+        <w:ind w:left="2520" w:leftChars="0" w:hanging="420" w:firstLineChars="0"/>
+      </w:pPr>
+      <w:rPr>
+        <w:rFonts w:hint="default"/>
+      </w:rPr>
+    </w:lvl>
+    <w:lvl w:ilvl="6" w:tentative="0">
+      <w:start w:val="1"/>
+      <w:numFmt w:val="decimal"/>
+      <w:lvlText w:val="%7."/>
+      <w:lvlJc w:val="left"/>
+      <w:pPr>
+        <w:tabs>
+          <w:tab w:val="left" w:pos="2940"/>
+        </w:tabs>
+        <w:ind w:left="2940" w:leftChars="0" w:hanging="420" w:firstLineChars="0"/>
+      </w:pPr>
+      <w:rPr>
+        <w:rFonts w:hint="default"/>
+      </w:rPr>
+    </w:lvl>
+    <w:lvl w:ilvl="7" w:tentative="0">
+      <w:start w:val="1"/>
+      <w:numFmt w:val="lowerLetter"/>
+      <w:lvlText w:val="%8)"/>
+      <w:lvlJc w:val="left"/>
+      <w:pPr>
+        <w:tabs>
+          <w:tab w:val="left" w:pos="3360"/>
+        </w:tabs>
+        <w:ind w:left="3360" w:leftChars="0" w:hanging="420" w:firstLineChars="0"/>
+      </w:pPr>
+      <w:rPr>
+        <w:rFonts w:hint="default"/>
+      </w:rPr>
+    </w:lvl>
+    <w:lvl w:ilvl="8" w:tentative="0">
+      <w:start w:val="1"/>
+      <w:numFmt w:val="lowerRoman"/>
+      <w:lvlText w:val="%9."/>
+      <w:lvlJc w:val="left"/>
+      <w:pPr>
+        <w:tabs>
+          <w:tab w:val="left" w:pos="3780"/>
+        </w:tabs>
+        <w:ind w:left="3780" w:leftChars="0" w:hanging="420" w:firstLineChars="0"/>
+      </w:pPr>
+      <w:rPr>
+        <w:rFonts w:hint="default"/>
+      </w:rPr>
     </w:lvl>
   </w:abstractNum>
   <w:num w:numId="1">
@@ -89,7 +1215,7 @@
   <w:docDefaults>
     <w:rPrDefault>
       <w:rPr>
-        <w:rFonts w:asciiTheme="minorHAnsi" w:hAnsiTheme="minorHAnsi" w:eastAsiaTheme="minorEastAsia" w:cstheme="minorBidi"/>
+        <w:rFonts w:ascii="Times New Roman" w:hAnsi="Times New Roman" w:eastAsia="SimSun" w:cs="Times New Roman"/>
       </w:rPr>
     </w:rPrDefault>
     <w:pPrDefault/>
